--- a/benchmark/outputs/gold/image_heavy_006_C.docx
+++ b/benchmark/outputs/gold/image_heavy_006_C.docx
@@ -17,13 +17,13 @@
         <w:autoSpaceDE w:val="0"/>
         <w:pStyle w:val="Heading1"/>
         <w:widowControl/>
-        <w:spacing w:line="414" w:lineRule="exact" w:before="240" w:after="80"/>
+        <w:spacing w:line="414" w:lineRule="exact" w:before="0" w:after="0"/>
         <w:ind w:left="96" w:right="0" w:firstLine="0"/>
         <w:jc w:val="left"/>
       </w:pPr>
       <w:r>
         <w:rPr>
-          <w:rFonts w:ascii="Helvetica" w:hAnsi="Helvetica" w:eastAsia="Helvetica"/>
+          <w:rFonts w:ascii="Arial" w:hAnsi="Arial" w:eastAsia="Helvetica"/>
           <w:b/>
           <w:i w:val="0"/>
           <w:color w:val="000000"/>
@@ -43,7 +43,7 @@
       </w:pPr>
       <w:r>
         <w:rPr>
-          <w:rFonts w:ascii="Helvetica" w:hAnsi="Helvetica" w:eastAsia="Helvetica"/>
+          <w:rFonts w:ascii="Arial" w:hAnsi="Arial" w:eastAsia="Helvetica"/>
           <w:b w:val="0"/>
           <w:i w:val="0"/>
           <w:color w:val="72727A"/>
@@ -53,7 +53,7 @@
       </w:r>
       <w:r>
         <w:rPr>
-          <w:rFonts w:ascii="Helvetica" w:hAnsi="Helvetica" w:eastAsia="Helvetica"/>
+          <w:rFonts w:ascii="Arial" w:hAnsi="Arial" w:eastAsia="Helvetica"/>
           <w:b w:val="0"/>
           <w:i w:val="0"/>
           <w:color w:val="72727A"/>
@@ -73,7 +73,7 @@
       </w:pPr>
       <w:r>
         <w:rPr>
-          <w:rFonts w:ascii="Helvetica" w:hAnsi="Helvetica" w:eastAsia="Helvetica"/>
+          <w:rFonts w:ascii="Arial" w:hAnsi="Arial" w:eastAsia="Helvetica"/>
           <w:b/>
           <w:i w:val="0"/>
           <w:color w:val="000000"/>
@@ -160,7 +160,7 @@
             </w:pPr>
             <w:r>
               <w:rPr>
-                <w:rFonts w:ascii="Helvetica" w:hAnsi="Helvetica" w:eastAsia="Helvetica"/>
+                <w:rFonts w:ascii="Arial" w:hAnsi="Arial" w:eastAsia="Helvetica"/>
                 <w:b w:val="0"/>
                 <w:i w:val="0"/>
                 <w:color w:val="66666B"/>
@@ -190,7 +190,7 @@
             </w:pPr>
             <w:r>
               <w:rPr>
-                <w:rFonts w:ascii="Helvetica" w:hAnsi="Helvetica" w:eastAsia="Helvetica"/>
+                <w:rFonts w:ascii="Arial" w:hAnsi="Arial" w:eastAsia="Helvetica"/>
                 <w:b w:val="0"/>
                 <w:i w:val="0"/>
                 <w:color w:val="66666B"/>
@@ -220,7 +220,7 @@
             </w:pPr>
             <w:r>
               <w:rPr>
-                <w:rFonts w:ascii="Helvetica" w:hAnsi="Helvetica" w:eastAsia="Helvetica"/>
+                <w:rFonts w:ascii="Arial" w:hAnsi="Arial" w:eastAsia="Helvetica"/>
                 <w:b w:val="0"/>
                 <w:i w:val="0"/>
                 <w:color w:val="66666B"/>
@@ -250,7 +250,7 @@
             </w:pPr>
             <w:r>
               <w:rPr>
-                <w:rFonts w:ascii="Helvetica" w:hAnsi="Helvetica" w:eastAsia="Helvetica"/>
+                <w:rFonts w:ascii="Arial" w:hAnsi="Arial" w:eastAsia="Helvetica"/>
                 <w:b w:val="0"/>
                 <w:i w:val="0"/>
                 <w:color w:val="66666B"/>
@@ -280,7 +280,7 @@
             </w:pPr>
             <w:r>
               <w:rPr>
-                <w:rFonts w:ascii="Helvetica" w:hAnsi="Helvetica" w:eastAsia="Helvetica"/>
+                <w:rFonts w:ascii="Arial" w:hAnsi="Arial" w:eastAsia="Helvetica"/>
                 <w:b w:val="0"/>
                 <w:i w:val="0"/>
                 <w:color w:val="66666B"/>
@@ -310,7 +310,7 @@
             </w:pPr>
             <w:r>
               <w:rPr>
-                <w:rFonts w:ascii="Helvetica" w:hAnsi="Helvetica" w:eastAsia="Helvetica"/>
+                <w:rFonts w:ascii="Arial" w:hAnsi="Arial" w:eastAsia="Helvetica"/>
                 <w:b w:val="0"/>
                 <w:i w:val="0"/>
                 <w:color w:val="66666B"/>
@@ -333,7 +333,7 @@
       </w:pPr>
       <w:r>
         <w:rPr>
-          <w:rFonts w:ascii="Helvetica" w:hAnsi="Helvetica" w:eastAsia="Helvetica"/>
+          <w:rFonts w:ascii="Arial" w:hAnsi="Arial" w:eastAsia="Helvetica"/>
           <w:b w:val="0"/>
           <w:i w:val="0"/>
           <w:color w:val="72727A"/>
@@ -343,7 +343,7 @@
       </w:r>
       <w:r>
         <w:rPr>
-          <w:rFonts w:ascii="Helvetica" w:hAnsi="Helvetica" w:eastAsia="Helvetica"/>
+          <w:rFonts w:ascii="Arial" w:hAnsi="Arial" w:eastAsia="Helvetica"/>
           <w:b w:val="0"/>
           <w:i w:val="0"/>
           <w:color w:val="72727A"/>
@@ -363,7 +363,7 @@
       </w:pPr>
       <w:r>
         <w:rPr>
-          <w:rFonts w:ascii="Helvetica" w:hAnsi="Helvetica" w:eastAsia="Helvetica"/>
+          <w:rFonts w:ascii="Arial" w:hAnsi="Arial" w:eastAsia="Helvetica"/>
           <w:b/>
           <w:i w:val="0"/>
           <w:color w:val="000000"/>
@@ -456,7 +456,7 @@
             </w:pPr>
             <w:r>
               <w:rPr>
-                <w:rFonts w:ascii="Helvetica" w:hAnsi="Helvetica" w:eastAsia="Helvetica"/>
+                <w:rFonts w:ascii="Arial" w:hAnsi="Arial" w:eastAsia="Helvetica"/>
                 <w:b w:val="0"/>
                 <w:i w:val="0"/>
                 <w:color w:val="66666B"/>
@@ -486,7 +486,7 @@
             </w:pPr>
             <w:r>
               <w:rPr>
-                <w:rFonts w:ascii="Helvetica" w:hAnsi="Helvetica" w:eastAsia="Helvetica"/>
+                <w:rFonts w:ascii="Arial" w:hAnsi="Arial" w:eastAsia="Helvetica"/>
                 <w:b w:val="0"/>
                 <w:i w:val="0"/>
                 <w:color w:val="66666B"/>
@@ -516,7 +516,7 @@
             </w:pPr>
             <w:r>
               <w:rPr>
-                <w:rFonts w:ascii="Helvetica" w:hAnsi="Helvetica" w:eastAsia="Helvetica"/>
+                <w:rFonts w:ascii="Arial" w:hAnsi="Arial" w:eastAsia="Helvetica"/>
                 <w:b w:val="0"/>
                 <w:i w:val="0"/>
                 <w:color w:val="66666B"/>
@@ -546,7 +546,7 @@
             </w:pPr>
             <w:r>
               <w:rPr>
-                <w:rFonts w:ascii="Helvetica" w:hAnsi="Helvetica" w:eastAsia="Helvetica"/>
+                <w:rFonts w:ascii="Arial" w:hAnsi="Arial" w:eastAsia="Helvetica"/>
                 <w:b w:val="0"/>
                 <w:i w:val="0"/>
                 <w:color w:val="66666B"/>
@@ -576,7 +576,7 @@
             </w:pPr>
             <w:r>
               <w:rPr>
-                <w:rFonts w:ascii="Helvetica" w:hAnsi="Helvetica" w:eastAsia="Helvetica"/>
+                <w:rFonts w:ascii="Arial" w:hAnsi="Arial" w:eastAsia="Helvetica"/>
                 <w:b w:val="0"/>
                 <w:i w:val="0"/>
                 <w:color w:val="66666B"/>
@@ -606,7 +606,7 @@
             </w:pPr>
             <w:r>
               <w:rPr>
-                <w:rFonts w:ascii="Helvetica" w:hAnsi="Helvetica" w:eastAsia="Helvetica"/>
+                <w:rFonts w:ascii="Arial" w:hAnsi="Arial" w:eastAsia="Helvetica"/>
                 <w:b w:val="0"/>
                 <w:i w:val="0"/>
                 <w:color w:val="66666B"/>
@@ -636,7 +636,7 @@
             </w:pPr>
             <w:r>
               <w:rPr>
-                <w:rFonts w:ascii="Helvetica" w:hAnsi="Helvetica" w:eastAsia="Helvetica"/>
+                <w:rFonts w:ascii="Arial" w:hAnsi="Arial" w:eastAsia="Helvetica"/>
                 <w:b w:val="0"/>
                 <w:i w:val="0"/>
                 <w:color w:val="66666B"/>
@@ -659,7 +659,7 @@
       </w:pPr>
       <w:r>
         <w:rPr>
-          <w:rFonts w:ascii="Helvetica" w:hAnsi="Helvetica" w:eastAsia="Helvetica"/>
+          <w:rFonts w:ascii="Arial" w:hAnsi="Arial" w:eastAsia="Helvetica"/>
           <w:b w:val="0"/>
           <w:i w:val="0"/>
           <w:color w:val="72727A"/>
@@ -669,7 +669,7 @@
       </w:r>
       <w:r>
         <w:rPr>
-          <w:rFonts w:ascii="Helvetica" w:hAnsi="Helvetica" w:eastAsia="Helvetica"/>
+          <w:rFonts w:ascii="Arial" w:hAnsi="Arial" w:eastAsia="Helvetica"/>
           <w:b w:val="0"/>
           <w:i w:val="0"/>
           <w:color w:val="72727A"/>
@@ -689,7 +689,7 @@
       </w:pPr>
       <w:r>
         <w:rPr>
-          <w:rFonts w:ascii="Helvetica" w:hAnsi="Helvetica" w:eastAsia="Helvetica"/>
+          <w:rFonts w:ascii="Arial" w:hAnsi="Arial" w:eastAsia="Helvetica"/>
           <w:b/>
           <w:i w:val="0"/>
           <w:color w:val="000000"/>
@@ -775,7 +775,7 @@
             </w:pPr>
             <w:r>
               <w:rPr>
-                <w:rFonts w:ascii="Helvetica" w:hAnsi="Helvetica" w:eastAsia="Helvetica"/>
+                <w:rFonts w:ascii="Arial" w:hAnsi="Arial" w:eastAsia="Helvetica"/>
                 <w:b w:val="0"/>
                 <w:i w:val="0"/>
                 <w:color w:val="66666B"/>
@@ -805,7 +805,7 @@
             </w:pPr>
             <w:r>
               <w:rPr>
-                <w:rFonts w:ascii="Helvetica" w:hAnsi="Helvetica" w:eastAsia="Helvetica"/>
+                <w:rFonts w:ascii="Arial" w:hAnsi="Arial" w:eastAsia="Helvetica"/>
                 <w:b w:val="0"/>
                 <w:i w:val="0"/>
                 <w:color w:val="66666B"/>
@@ -835,7 +835,7 @@
             </w:pPr>
             <w:r>
               <w:rPr>
-                <w:rFonts w:ascii="Helvetica" w:hAnsi="Helvetica" w:eastAsia="Helvetica"/>
+                <w:rFonts w:ascii="Arial" w:hAnsi="Arial" w:eastAsia="Helvetica"/>
                 <w:b w:val="0"/>
                 <w:i w:val="0"/>
                 <w:color w:val="66666B"/>
@@ -865,7 +865,7 @@
             </w:pPr>
             <w:r>
               <w:rPr>
-                <w:rFonts w:ascii="Helvetica" w:hAnsi="Helvetica" w:eastAsia="Helvetica"/>
+                <w:rFonts w:ascii="Arial" w:hAnsi="Arial" w:eastAsia="Helvetica"/>
                 <w:b w:val="0"/>
                 <w:i w:val="0"/>
                 <w:color w:val="66666B"/>
@@ -895,7 +895,7 @@
             </w:pPr>
             <w:r>
               <w:rPr>
-                <w:rFonts w:ascii="Helvetica" w:hAnsi="Helvetica" w:eastAsia="Helvetica"/>
+                <w:rFonts w:ascii="Arial" w:hAnsi="Arial" w:eastAsia="Helvetica"/>
                 <w:b w:val="0"/>
                 <w:i w:val="0"/>
                 <w:color w:val="66666B"/>
@@ -955,7 +955,7 @@
       </w:pPr>
       <w:r>
         <w:rPr>
-          <w:rFonts w:ascii="Helvetica" w:hAnsi="Helvetica" w:eastAsia="Helvetica"/>
+          <w:rFonts w:ascii="Arial" w:hAnsi="Arial" w:eastAsia="Helvetica"/>
           <w:b w:val="0"/>
           <w:i w:val="0"/>
           <w:color w:val="72727A"/>
@@ -965,7 +965,7 @@
       </w:r>
       <w:r>
         <w:rPr>
-          <w:rFonts w:ascii="Helvetica" w:hAnsi="Helvetica" w:eastAsia="Helvetica"/>
+          <w:rFonts w:ascii="Arial" w:hAnsi="Arial" w:eastAsia="Helvetica"/>
           <w:b w:val="0"/>
           <w:i w:val="0"/>
           <w:color w:val="72727A"/>
@@ -985,7 +985,7 @@
       </w:pPr>
       <w:r>
         <w:rPr>
-          <w:rFonts w:ascii="Helvetica" w:hAnsi="Helvetica" w:eastAsia="Helvetica"/>
+          <w:rFonts w:ascii="Arial" w:hAnsi="Arial" w:eastAsia="Helvetica"/>
           <w:b/>
           <w:i w:val="0"/>
           <w:color w:val="000000"/>
@@ -1083,7 +1083,7 @@
             </w:pPr>
             <w:r>
               <w:rPr>
-                <w:rFonts w:ascii="Helvetica" w:hAnsi="Helvetica" w:eastAsia="Helvetica"/>
+                <w:rFonts w:ascii="Arial" w:hAnsi="Arial" w:eastAsia="Helvetica"/>
                 <w:b w:val="0"/>
                 <w:i w:val="0"/>
                 <w:color w:val="66666B"/>
@@ -1096,7 +1096,7 @@
             </w:r>
             <w:r>
               <w:rPr>
-                <w:rFonts w:ascii="Helvetica" w:hAnsi="Helvetica" w:eastAsia="Helvetica"/>
+                <w:rFonts w:ascii="Arial" w:hAnsi="Arial" w:eastAsia="Helvetica"/>
                 <w:b w:val="0"/>
                 <w:i w:val="0"/>
                 <w:color w:val="66666B"/>
@@ -1109,7 +1109,7 @@
             </w:r>
             <w:r>
               <w:rPr>
-                <w:rFonts w:ascii="Helvetica" w:hAnsi="Helvetica" w:eastAsia="Helvetica"/>
+                <w:rFonts w:ascii="Arial" w:hAnsi="Arial" w:eastAsia="Helvetica"/>
                 <w:b w:val="0"/>
                 <w:i w:val="0"/>
                 <w:color w:val="66666B"/>
@@ -1122,7 +1122,7 @@
             </w:r>
             <w:r>
               <w:rPr>
-                <w:rFonts w:ascii="Helvetica" w:hAnsi="Helvetica" w:eastAsia="Helvetica"/>
+                <w:rFonts w:ascii="Arial" w:hAnsi="Arial" w:eastAsia="Helvetica"/>
                 <w:b w:val="0"/>
                 <w:i w:val="0"/>
                 <w:color w:val="66666B"/>
@@ -1135,7 +1135,7 @@
             </w:r>
             <w:r>
               <w:rPr>
-                <w:rFonts w:ascii="Helvetica" w:hAnsi="Helvetica" w:eastAsia="Helvetica"/>
+                <w:rFonts w:ascii="Arial" w:hAnsi="Arial" w:eastAsia="Helvetica"/>
                 <w:b w:val="0"/>
                 <w:i w:val="0"/>
                 <w:color w:val="66666B"/>
@@ -1158,7 +1158,7 @@
       </w:pPr>
       <w:r>
         <w:rPr>
-          <w:rFonts w:ascii="Helvetica" w:hAnsi="Helvetica" w:eastAsia="Helvetica"/>
+          <w:rFonts w:ascii="Arial" w:hAnsi="Arial" w:eastAsia="Helvetica"/>
           <w:b w:val="0"/>
           <w:i w:val="0"/>
           <w:color w:val="72727A"/>
@@ -1168,7 +1168,7 @@
       </w:r>
       <w:r>
         <w:rPr>
-          <w:rFonts w:ascii="Helvetica" w:hAnsi="Helvetica" w:eastAsia="Helvetica"/>
+          <w:rFonts w:ascii="Arial" w:hAnsi="Arial" w:eastAsia="Helvetica"/>
           <w:b w:val="0"/>
           <w:i w:val="0"/>
           <w:color w:val="72727A"/>
@@ -1188,7 +1188,7 @@
       </w:pPr>
       <w:r>
         <w:rPr>
-          <w:rFonts w:ascii="Helvetica" w:hAnsi="Helvetica" w:eastAsia="Helvetica"/>
+          <w:rFonts w:ascii="Arial" w:hAnsi="Arial" w:eastAsia="Helvetica"/>
           <w:b/>
           <w:i w:val="0"/>
           <w:color w:val="000000"/>
@@ -1275,7 +1275,7 @@
             </w:pPr>
             <w:r>
               <w:rPr>
-                <w:rFonts w:ascii="Helvetica" w:hAnsi="Helvetica" w:eastAsia="Helvetica"/>
+                <w:rFonts w:ascii="Arial" w:hAnsi="Arial" w:eastAsia="Helvetica"/>
                 <w:b w:val="0"/>
                 <w:i w:val="0"/>
                 <w:color w:val="66666B"/>
@@ -1305,7 +1305,7 @@
             </w:pPr>
             <w:r>
               <w:rPr>
-                <w:rFonts w:ascii="Helvetica" w:hAnsi="Helvetica" w:eastAsia="Helvetica"/>
+                <w:rFonts w:ascii="Arial" w:hAnsi="Arial" w:eastAsia="Helvetica"/>
                 <w:b w:val="0"/>
                 <w:i w:val="0"/>
                 <w:color w:val="66666B"/>
@@ -1335,7 +1335,7 @@
             </w:pPr>
             <w:r>
               <w:rPr>
-                <w:rFonts w:ascii="Helvetica" w:hAnsi="Helvetica" w:eastAsia="Helvetica"/>
+                <w:rFonts w:ascii="Arial" w:hAnsi="Arial" w:eastAsia="Helvetica"/>
                 <w:b w:val="0"/>
                 <w:i w:val="0"/>
                 <w:color w:val="66666B"/>
@@ -1365,7 +1365,7 @@
             </w:pPr>
             <w:r>
               <w:rPr>
-                <w:rFonts w:ascii="Helvetica" w:hAnsi="Helvetica" w:eastAsia="Helvetica"/>
+                <w:rFonts w:ascii="Arial" w:hAnsi="Arial" w:eastAsia="Helvetica"/>
                 <w:b w:val="0"/>
                 <w:i w:val="0"/>
                 <w:color w:val="66666B"/>
@@ -1395,7 +1395,7 @@
             </w:pPr>
             <w:r>
               <w:rPr>
-                <w:rFonts w:ascii="Helvetica" w:hAnsi="Helvetica" w:eastAsia="Helvetica"/>
+                <w:rFonts w:ascii="Arial" w:hAnsi="Arial" w:eastAsia="Helvetica"/>
                 <w:b w:val="0"/>
                 <w:i w:val="0"/>
                 <w:color w:val="66666B"/>
@@ -1425,7 +1425,7 @@
             </w:pPr>
             <w:r>
               <w:rPr>
-                <w:rFonts w:ascii="Helvetica" w:hAnsi="Helvetica" w:eastAsia="Helvetica"/>
+                <w:rFonts w:ascii="Arial" w:hAnsi="Arial" w:eastAsia="Helvetica"/>
                 <w:b w:val="0"/>
                 <w:i w:val="0"/>
                 <w:color w:val="66666B"/>
@@ -1448,7 +1448,7 @@
       </w:pPr>
       <w:r>
         <w:rPr>
-          <w:rFonts w:ascii="Helvetica" w:hAnsi="Helvetica" w:eastAsia="Helvetica"/>
+          <w:rFonts w:ascii="Arial" w:hAnsi="Arial" w:eastAsia="Helvetica"/>
           <w:b w:val="0"/>
           <w:i w:val="0"/>
           <w:color w:val="72727A"/>
@@ -1458,7 +1458,7 @@
       </w:r>
       <w:r>
         <w:rPr>
-          <w:rFonts w:ascii="Helvetica" w:hAnsi="Helvetica" w:eastAsia="Helvetica"/>
+          <w:rFonts w:ascii="Arial" w:hAnsi="Arial" w:eastAsia="Helvetica"/>
           <w:b w:val="0"/>
           <w:i w:val="0"/>
           <w:color w:val="72727A"/>
@@ -1478,7 +1478,7 @@
       </w:pPr>
       <w:r>
         <w:rPr>
-          <w:rFonts w:ascii="Helvetica" w:hAnsi="Helvetica" w:eastAsia="Helvetica"/>
+          <w:rFonts w:ascii="Arial" w:hAnsi="Arial" w:eastAsia="Helvetica"/>
           <w:b/>
           <w:i w:val="0"/>
           <w:color w:val="000000"/>
@@ -1571,7 +1571,7 @@
             </w:pPr>
             <w:r>
               <w:rPr>
-                <w:rFonts w:ascii="Helvetica" w:hAnsi="Helvetica" w:eastAsia="Helvetica"/>
+                <w:rFonts w:ascii="Arial" w:hAnsi="Arial" w:eastAsia="Helvetica"/>
                 <w:b w:val="0"/>
                 <w:i w:val="0"/>
                 <w:color w:val="66666B"/>
@@ -1601,7 +1601,7 @@
             </w:pPr>
             <w:r>
               <w:rPr>
-                <w:rFonts w:ascii="Helvetica" w:hAnsi="Helvetica" w:eastAsia="Helvetica"/>
+                <w:rFonts w:ascii="Arial" w:hAnsi="Arial" w:eastAsia="Helvetica"/>
                 <w:b w:val="0"/>
                 <w:i w:val="0"/>
                 <w:color w:val="66666B"/>
@@ -1631,7 +1631,7 @@
             </w:pPr>
             <w:r>
               <w:rPr>
-                <w:rFonts w:ascii="Helvetica" w:hAnsi="Helvetica" w:eastAsia="Helvetica"/>
+                <w:rFonts w:ascii="Arial" w:hAnsi="Arial" w:eastAsia="Helvetica"/>
                 <w:b w:val="0"/>
                 <w:i w:val="0"/>
                 <w:color w:val="66666B"/>
@@ -1661,7 +1661,7 @@
             </w:pPr>
             <w:r>
               <w:rPr>
-                <w:rFonts w:ascii="Helvetica" w:hAnsi="Helvetica" w:eastAsia="Helvetica"/>
+                <w:rFonts w:ascii="Arial" w:hAnsi="Arial" w:eastAsia="Helvetica"/>
                 <w:b w:val="0"/>
                 <w:i w:val="0"/>
                 <w:color w:val="66666B"/>
@@ -1691,7 +1691,7 @@
             </w:pPr>
             <w:r>
               <w:rPr>
-                <w:rFonts w:ascii="Helvetica" w:hAnsi="Helvetica" w:eastAsia="Helvetica"/>
+                <w:rFonts w:ascii="Arial" w:hAnsi="Arial" w:eastAsia="Helvetica"/>
                 <w:b w:val="0"/>
                 <w:i w:val="0"/>
                 <w:color w:val="66666B"/>
@@ -1721,7 +1721,7 @@
             </w:pPr>
             <w:r>
               <w:rPr>
-                <w:rFonts w:ascii="Helvetica" w:hAnsi="Helvetica" w:eastAsia="Helvetica"/>
+                <w:rFonts w:ascii="Arial" w:hAnsi="Arial" w:eastAsia="Helvetica"/>
                 <w:b w:val="0"/>
                 <w:i w:val="0"/>
                 <w:color w:val="66666B"/>
@@ -1751,7 +1751,7 @@
             </w:pPr>
             <w:r>
               <w:rPr>
-                <w:rFonts w:ascii="Helvetica" w:hAnsi="Helvetica" w:eastAsia="Helvetica"/>
+                <w:rFonts w:ascii="Arial" w:hAnsi="Arial" w:eastAsia="Helvetica"/>
                 <w:b w:val="0"/>
                 <w:i w:val="0"/>
                 <w:color w:val="66666B"/>
